--- a/HCM_KS25_CNTT5_PhamDinhThuong_01.docx
+++ b/HCM_KS25_CNTT5_PhamDinhThuong_01.docx
@@ -344,33 +344,15 @@
                 <w:sz w:val="28"/>
                 <w:szCs w:val="28"/>
               </w:rPr>
-              <w:t xml:space="preserve">Hệ </w:t>
-            </w:r>
-            <w:proofErr w:type="gramStart"/>
-            <w:r>
-              <w:rPr>
-                <w:rFonts w:ascii="Times New Roman" w:hAnsi="Times New Roman" w:cs="Times New Roman"/>
-                <w:sz w:val="28"/>
-                <w:szCs w:val="28"/>
-              </w:rPr>
-              <w:t xml:space="preserve">thống  </w:t>
-            </w:r>
-            <w:r>
-              <w:rPr>
-                <w:rFonts w:ascii="Times New Roman" w:hAnsi="Times New Roman" w:cs="Times New Roman"/>
-                <w:sz w:val="28"/>
-                <w:szCs w:val="28"/>
-              </w:rPr>
-              <w:t>tạo</w:t>
-            </w:r>
-            <w:proofErr w:type="gramEnd"/>
-            <w:r>
-              <w:rPr>
-                <w:rFonts w:ascii="Times New Roman" w:hAnsi="Times New Roman" w:cs="Times New Roman"/>
-                <w:sz w:val="28"/>
-                <w:szCs w:val="28"/>
-              </w:rPr>
-              <w:t xml:space="preserve"> lịch khám và tính toán chi phí dự kiến </w:t>
+              <w:t xml:space="preserve">Hệ thống  </w:t>
+            </w:r>
+            <w:r>
+              <w:rPr>
+                <w:rFonts w:ascii="Times New Roman" w:hAnsi="Times New Roman" w:cs="Times New Roman"/>
+                <w:sz w:val="28"/>
+                <w:szCs w:val="28"/>
+              </w:rPr>
+              <w:t xml:space="preserve">tạo lịch khám và tính toán chi phí dự kiến </w:t>
             </w:r>
           </w:p>
           <w:p>
@@ -565,6 +547,14 @@
                 <w:szCs w:val="28"/>
               </w:rPr>
             </w:pPr>
+            <w:r>
+              <w:rPr>
+                <w:rFonts w:ascii="Times New Roman" w:hAnsi="Times New Roman" w:cs="Times New Roman"/>
+                <w:sz w:val="28"/>
+                <w:szCs w:val="28"/>
+              </w:rPr>
+              <w:t>BR5 -&gt; Bước 4</w:t>
+            </w:r>
           </w:p>
         </w:tc>
         <w:tc>
@@ -579,6 +569,14 @@
                 <w:szCs w:val="28"/>
               </w:rPr>
             </w:pPr>
+            <w:r>
+              <w:rPr>
+                <w:rFonts w:ascii="Times New Roman" w:hAnsi="Times New Roman" w:cs="Times New Roman"/>
+                <w:sz w:val="28"/>
+                <w:szCs w:val="28"/>
+              </w:rPr>
+              <w:t>Hệ thống dự tính số tiền cần chi trả cho lịch khám đã đặt</w:t>
+            </w:r>
           </w:p>
         </w:tc>
       </w:tr>
@@ -662,6 +660,9 @@
     <w:p/>
     <w:p>
       <w:r>
+        <w:rPr>
+          <w:noProof/>
+        </w:rPr>
         <w:lastRenderedPageBreak/>
         <w:drawing>
           <wp:inline distT="0" distB="0" distL="0" distR="0" wp14:anchorId="6B2039B1" wp14:editId="569CC3BB">
@@ -831,8 +832,8 @@
       </w:tblPr>
       <w:tblGrid>
         <w:gridCol w:w="846"/>
-        <w:gridCol w:w="3810"/>
-        <w:gridCol w:w="2329"/>
+        <w:gridCol w:w="2551"/>
+        <w:gridCol w:w="3588"/>
         <w:gridCol w:w="2329"/>
       </w:tblGrid>
       <w:tr>
@@ -848,7 +849,7 @@
         </w:tc>
         <w:tc>
           <w:tcPr>
-            <w:tcW w:w="3810" w:type="dxa"/>
+            <w:tcW w:w="2551" w:type="dxa"/>
           </w:tcPr>
           <w:p>
             <w:r>
@@ -858,7 +859,7 @@
         </w:tc>
         <w:tc>
           <w:tcPr>
-            <w:tcW w:w="2329" w:type="dxa"/>
+            <w:tcW w:w="3588" w:type="dxa"/>
           </w:tcPr>
           <w:p>
             <w:r>
@@ -890,21 +891,42 @@
         </w:tc>
         <w:tc>
           <w:tcPr>
-            <w:tcW w:w="3810" w:type="dxa"/>
-          </w:tcPr>
-          <w:p/>
+            <w:tcW w:w="2551" w:type="dxa"/>
+          </w:tcPr>
+          <w:p>
+            <w:r>
+              <w:t>Chọn nhiều bác sĩ trong cùng chuyên khoa</w:t>
+            </w:r>
+          </w:p>
+        </w:tc>
+        <w:tc>
+          <w:tcPr>
+            <w:tcW w:w="3588" w:type="dxa"/>
+          </w:tcPr>
+          <w:p>
+            <w:r>
+              <w:t>Tính nhất quán</w:t>
+            </w:r>
+          </w:p>
         </w:tc>
         <w:tc>
           <w:tcPr>
             <w:tcW w:w="2329" w:type="dxa"/>
           </w:tcPr>
-          <w:p/>
-        </w:tc>
-        <w:tc>
-          <w:tcPr>
-            <w:tcW w:w="2329" w:type="dxa"/>
-          </w:tcPr>
-          <w:p/>
+          <w:p>
+            <w:r>
+              <w:t>Chuyển chế độ chọn</w:t>
+            </w:r>
+            <w:r>
+              <w:t xml:space="preserve"> nhiều</w:t>
+            </w:r>
+            <w:r>
+              <w:t xml:space="preserve"> bác sĩ sang </w:t>
+            </w:r>
+            <w:r>
+              <w:t>chỉ được chọn 1</w:t>
+            </w:r>
+          </w:p>
         </w:tc>
       </w:tr>
       <w:tr>
@@ -914,19 +936,20 @@
           </w:tcPr>
           <w:p>
             <w:r>
+              <w:lastRenderedPageBreak/>
               <w:t>2</w:t>
             </w:r>
           </w:p>
         </w:tc>
         <w:tc>
           <w:tcPr>
-            <w:tcW w:w="3810" w:type="dxa"/>
+            <w:tcW w:w="2551" w:type="dxa"/>
           </w:tcPr>
           <w:p/>
         </w:tc>
         <w:tc>
           <w:tcPr>
-            <w:tcW w:w="2329" w:type="dxa"/>
+            <w:tcW w:w="3588" w:type="dxa"/>
           </w:tcPr>
           <w:p/>
         </w:tc>
@@ -950,13 +973,13 @@
         </w:tc>
         <w:tc>
           <w:tcPr>
-            <w:tcW w:w="3810" w:type="dxa"/>
+            <w:tcW w:w="2551" w:type="dxa"/>
           </w:tcPr>
           <w:p/>
         </w:tc>
         <w:tc>
           <w:tcPr>
-            <w:tcW w:w="2329" w:type="dxa"/>
+            <w:tcW w:w="3588" w:type="dxa"/>
           </w:tcPr>
           <w:p/>
         </w:tc>
@@ -974,20 +997,19 @@
           </w:tcPr>
           <w:p>
             <w:r>
-              <w:lastRenderedPageBreak/>
               <w:t>4</w:t>
             </w:r>
           </w:p>
         </w:tc>
         <w:tc>
           <w:tcPr>
-            <w:tcW w:w="3810" w:type="dxa"/>
+            <w:tcW w:w="2551" w:type="dxa"/>
           </w:tcPr>
           <w:p/>
         </w:tc>
         <w:tc>
           <w:tcPr>
-            <w:tcW w:w="2329" w:type="dxa"/>
+            <w:tcW w:w="3588" w:type="dxa"/>
           </w:tcPr>
           <w:p/>
         </w:tc>
@@ -1733,6 +1755,7 @@
   <w:style w:type="character" w:default="1" w:styleId="Phngmcinhcuaoanvn">
     <w:name w:val="Default Paragraph Font"/>
     <w:uiPriority w:val="1"/>
+    <w:semiHidden/>
     <w:unhideWhenUsed/>
   </w:style>
   <w:style w:type="table" w:default="1" w:styleId="BangThngthng">
@@ -2104,6 +2127,29 @@
       <w:smallCaps/>
       <w:color w:val="0F4761" w:themeColor="accent1" w:themeShade="BF"/>
       <w:spacing w:val="5"/>
+    </w:rPr>
+  </w:style>
+  <w:style w:type="character" w:styleId="Siuktni">
+    <w:name w:val="Hyperlink"/>
+    <w:basedOn w:val="Phngmcinhcuaoanvn"/>
+    <w:uiPriority w:val="99"/>
+    <w:unhideWhenUsed/>
+    <w:rsid w:val="003553C2"/>
+    <w:rPr>
+      <w:color w:val="467886" w:themeColor="hyperlink"/>
+      <w:u w:val="single"/>
+    </w:rPr>
+  </w:style>
+  <w:style w:type="character" w:styleId="cpChagiiquyt">
+    <w:name w:val="Unresolved Mention"/>
+    <w:basedOn w:val="Phngmcinhcuaoanvn"/>
+    <w:uiPriority w:val="99"/>
+    <w:semiHidden/>
+    <w:unhideWhenUsed/>
+    <w:rsid w:val="003553C2"/>
+    <w:rPr>
+      <w:color w:val="605E5C"/>
+      <w:shd w:val="clear" w:color="auto" w:fill="E1DFDD"/>
     </w:rPr>
   </w:style>
 </w:styles>
